--- a/D3/2.capstone_withRDS.docx
+++ b/D3/2.capstone_withRDS.docx
@@ -137,25 +137,14 @@
           <w:iCs/>
         </w:rPr>
       </w:pPr>
-      <w:proofErr w:type="spellStart"/>
-      <w:r>
-        <w:rPr>
-          <w:b/>
-          <w:bCs/>
-          <w:i/>
-          <w:iCs/>
-        </w:rPr>
-        <w:t>mysql</w:t>
-      </w:r>
-      <w:proofErr w:type="spellEnd"/>
-      <w:r>
-        <w:rPr>
-          <w:b/>
-          <w:bCs/>
-          <w:i/>
-          <w:iCs/>
-        </w:rPr>
-        <w:t xml:space="preserve"> -h l31-database-1.c362aa0o66w7.ap-south-1.rds.amazonaws.com -u admin -p</w:t>
+      <w:r>
+        <w:rPr>
+          <w:b/>
+          <w:bCs/>
+          <w:i/>
+          <w:iCs/>
+        </w:rPr>
+        <w:t>mysql -h l31-database-1.c362aa0o66w7.ap-south-1.rds.amazonaws.com -u admin -p</w:t>
       </w:r>
     </w:p>
     <w:p/>
@@ -314,19 +303,8 @@
           <w:i/>
           <w:iCs/>
         </w:rPr>
-        <w:t xml:space="preserve">pip3 install </w:t>
-      </w:r>
-      <w:proofErr w:type="spellStart"/>
-      <w:r>
-        <w:rPr>
-          <w:b/>
-          <w:bCs/>
-          <w:i/>
-          <w:iCs/>
-        </w:rPr>
-        <w:t>pymysql</w:t>
-      </w:r>
-      <w:proofErr w:type="spellEnd"/>
+        <w:t>pip3 install pymysql</w:t>
+      </w:r>
     </w:p>
     <w:p>
       <w:r>
@@ -343,45 +321,14 @@
           <w:iCs/>
         </w:rPr>
       </w:pPr>
-      <w:proofErr w:type="spellStart"/>
-      <w:r>
-        <w:rPr>
-          <w:b/>
-          <w:bCs/>
-          <w:i/>
-          <w:iCs/>
-        </w:rPr>
-        <w:t>sudo</w:t>
-      </w:r>
-      <w:proofErr w:type="spellEnd"/>
-      <w:r>
-        <w:rPr>
-          <w:b/>
-          <w:bCs/>
-          <w:i/>
-          <w:iCs/>
-        </w:rPr>
-        <w:t xml:space="preserve"> </w:t>
-      </w:r>
-      <w:proofErr w:type="spellStart"/>
-      <w:r>
-        <w:rPr>
-          <w:b/>
-          <w:bCs/>
-          <w:i/>
-          <w:iCs/>
-        </w:rPr>
-        <w:t>dnf</w:t>
-      </w:r>
-      <w:proofErr w:type="spellEnd"/>
-      <w:r>
-        <w:rPr>
-          <w:b/>
-          <w:bCs/>
-          <w:i/>
-          <w:iCs/>
-        </w:rPr>
-        <w:t xml:space="preserve"> install python3-pip -y</w:t>
+      <w:r>
+        <w:rPr>
+          <w:b/>
+          <w:bCs/>
+          <w:i/>
+          <w:iCs/>
+        </w:rPr>
+        <w:t>sudo dnf install python3-pip -y</w:t>
       </w:r>
     </w:p>
     <w:p>
@@ -406,19 +353,8 @@
           <w:i/>
           <w:iCs/>
         </w:rPr>
-        <w:t xml:space="preserve">pip3 install </w:t>
-      </w:r>
-      <w:proofErr w:type="spellStart"/>
-      <w:r>
-        <w:rPr>
-          <w:b/>
-          <w:bCs/>
-          <w:i/>
-          <w:iCs/>
-        </w:rPr>
-        <w:t>pymysql</w:t>
-      </w:r>
-      <w:proofErr w:type="spellEnd"/>
+        <w:t>pip3 install pymysql</w:t>
+      </w:r>
     </w:p>
     <w:p/>
     <w:p>
@@ -544,13 +480,48 @@
       </w:r>
     </w:p>
     <w:p>
-      <w:r>
-        <w:t>vi app</w:t>
-      </w:r>
-      <w:r>
+      <w:pPr>
+        <w:rPr>
+          <w:b/>
+          <w:bCs/>
+          <w:i/>
+          <w:iCs/>
+        </w:rPr>
+      </w:pPr>
+      <w:r>
+        <w:rPr>
+          <w:b/>
+          <w:bCs/>
+          <w:i/>
+          <w:iCs/>
+        </w:rPr>
+        <w:t>nano</w:t>
+      </w:r>
+      <w:r>
+        <w:rPr>
+          <w:b/>
+          <w:bCs/>
+          <w:i/>
+          <w:iCs/>
+        </w:rPr>
+        <w:t xml:space="preserve"> app</w:t>
+      </w:r>
+      <w:r>
+        <w:rPr>
+          <w:b/>
+          <w:bCs/>
+          <w:i/>
+          <w:iCs/>
+        </w:rPr>
         <w:t>-db</w:t>
       </w:r>
       <w:r>
+        <w:rPr>
+          <w:b/>
+          <w:bCs/>
+          <w:i/>
+          <w:iCs/>
+        </w:rPr>
         <w:t>.py</w:t>
       </w:r>
     </w:p>
@@ -610,90 +581,28 @@
           <w:i/>
           <w:iCs/>
         </w:rPr>
-        <w:t xml:space="preserve">from </w:t>
-      </w:r>
-      <w:proofErr w:type="spellStart"/>
-      <w:r>
-        <w:rPr>
-          <w:b/>
-          <w:bCs/>
-          <w:i/>
-          <w:iCs/>
-        </w:rPr>
-        <w:t>http.server</w:t>
-      </w:r>
-      <w:proofErr w:type="spellEnd"/>
-      <w:r>
-        <w:rPr>
-          <w:b/>
-          <w:bCs/>
-          <w:i/>
-          <w:iCs/>
-        </w:rPr>
-        <w:t xml:space="preserve"> import </w:t>
-      </w:r>
-      <w:proofErr w:type="spellStart"/>
-      <w:r>
-        <w:rPr>
-          <w:b/>
-          <w:bCs/>
-          <w:i/>
-          <w:iCs/>
-        </w:rPr>
-        <w:t>BaseHTTPRequestHandler</w:t>
-      </w:r>
-      <w:proofErr w:type="spellEnd"/>
-      <w:r>
-        <w:rPr>
-          <w:b/>
-          <w:bCs/>
-          <w:i/>
-          <w:iCs/>
-        </w:rPr>
-        <w:t xml:space="preserve">, </w:t>
-      </w:r>
-      <w:proofErr w:type="spellStart"/>
-      <w:r>
-        <w:rPr>
-          <w:b/>
-          <w:bCs/>
-          <w:i/>
-          <w:iCs/>
-        </w:rPr>
-        <w:t>HTTPServer</w:t>
-      </w:r>
-      <w:proofErr w:type="spellEnd"/>
-    </w:p>
-    <w:p>
-      <w:pPr>
-        <w:spacing w:after="0"/>
-        <w:rPr>
-          <w:b/>
-          <w:bCs/>
-          <w:i/>
-          <w:iCs/>
-        </w:rPr>
-      </w:pPr>
-      <w:r>
-        <w:rPr>
-          <w:b/>
-          <w:bCs/>
-          <w:i/>
-          <w:iCs/>
-        </w:rPr>
-        <w:t xml:space="preserve">import </w:t>
-      </w:r>
-      <w:proofErr w:type="spellStart"/>
-      <w:r>
-        <w:rPr>
-          <w:b/>
-          <w:bCs/>
-          <w:i/>
-          <w:iCs/>
-        </w:rPr>
-        <w:t>pymysql</w:t>
-      </w:r>
-      <w:proofErr w:type="spellEnd"/>
+        <w:t>from http.server import BaseHTTPRequestHandler, HTTPServer</w:t>
+      </w:r>
+    </w:p>
+    <w:p>
+      <w:pPr>
+        <w:spacing w:after="0"/>
+        <w:rPr>
+          <w:b/>
+          <w:bCs/>
+          <w:i/>
+          <w:iCs/>
+        </w:rPr>
+      </w:pPr>
+      <w:r>
+        <w:rPr>
+          <w:b/>
+          <w:bCs/>
+          <w:i/>
+          <w:iCs/>
+        </w:rPr>
+        <w:t>import pymysql</w:t>
+      </w:r>
     </w:p>
     <w:p>
       <w:pPr>
@@ -803,27 +712,7 @@
           <w:i/>
           <w:iCs/>
         </w:rPr>
-        <w:t>DB_NAME = "</w:t>
-      </w:r>
-      <w:proofErr w:type="spellStart"/>
-      <w:r>
-        <w:rPr>
-          <w:b/>
-          <w:bCs/>
-          <w:i/>
-          <w:iCs/>
-        </w:rPr>
-        <w:t>testdb</w:t>
-      </w:r>
-      <w:proofErr w:type="spellEnd"/>
-      <w:r>
-        <w:rPr>
-          <w:b/>
-          <w:bCs/>
-          <w:i/>
-          <w:iCs/>
-        </w:rPr>
-        <w:t>"</w:t>
+        <w:t>DB_NAME = "testdb"</w:t>
       </w:r>
     </w:p>
     <w:p>
@@ -885,27 +774,7 @@
           <w:i/>
           <w:iCs/>
         </w:rPr>
-        <w:t xml:space="preserve">def </w:t>
-      </w:r>
-      <w:proofErr w:type="spellStart"/>
-      <w:r>
-        <w:rPr>
-          <w:b/>
-          <w:bCs/>
-          <w:i/>
-          <w:iCs/>
-        </w:rPr>
-        <w:t>get_db_data</w:t>
-      </w:r>
-      <w:proofErr w:type="spellEnd"/>
-      <w:r>
-        <w:rPr>
-          <w:b/>
-          <w:bCs/>
-          <w:i/>
-          <w:iCs/>
-        </w:rPr>
-        <w:t>():</w:t>
+        <w:t>def get_db_data():</w:t>
       </w:r>
     </w:p>
     <w:p>
@@ -945,27 +814,7 @@
           <w:i/>
           <w:iCs/>
         </w:rPr>
-        <w:t xml:space="preserve">        conn = </w:t>
-      </w:r>
-      <w:proofErr w:type="spellStart"/>
-      <w:r>
-        <w:rPr>
-          <w:b/>
-          <w:bCs/>
-          <w:i/>
-          <w:iCs/>
-        </w:rPr>
-        <w:t>pymysql.connect</w:t>
-      </w:r>
-      <w:proofErr w:type="spellEnd"/>
-      <w:r>
-        <w:rPr>
-          <w:b/>
-          <w:bCs/>
-          <w:i/>
-          <w:iCs/>
-        </w:rPr>
-        <w:t>(</w:t>
+        <w:t xml:space="preserve">        conn = pymysql.connect(</w:t>
       </w:r>
     </w:p>
     <w:p>
@@ -1116,229 +965,109 @@
           <w:i/>
           <w:iCs/>
         </w:rPr>
-        <w:t xml:space="preserve">        cursor = </w:t>
-      </w:r>
-      <w:proofErr w:type="spellStart"/>
-      <w:r>
-        <w:rPr>
-          <w:b/>
-          <w:bCs/>
-          <w:i/>
-          <w:iCs/>
-        </w:rPr>
-        <w:t>conn.cursor</w:t>
-      </w:r>
-      <w:proofErr w:type="spellEnd"/>
-      <w:r>
-        <w:rPr>
-          <w:b/>
-          <w:bCs/>
-          <w:i/>
-          <w:iCs/>
-        </w:rPr>
-        <w:t>()</w:t>
-      </w:r>
-    </w:p>
-    <w:p>
-      <w:pPr>
-        <w:spacing w:after="0"/>
-        <w:rPr>
-          <w:b/>
-          <w:bCs/>
-          <w:i/>
-          <w:iCs/>
-        </w:rPr>
-      </w:pPr>
-      <w:r>
-        <w:rPr>
-          <w:b/>
-          <w:bCs/>
-          <w:i/>
-          <w:iCs/>
-        </w:rPr>
-        <w:t xml:space="preserve">        </w:t>
-      </w:r>
-      <w:proofErr w:type="spellStart"/>
-      <w:r>
-        <w:rPr>
-          <w:b/>
-          <w:bCs/>
-          <w:i/>
-          <w:iCs/>
-        </w:rPr>
-        <w:t>cursor.execute</w:t>
-      </w:r>
-      <w:proofErr w:type="spellEnd"/>
-      <w:r>
-        <w:rPr>
-          <w:b/>
-          <w:bCs/>
-          <w:i/>
-          <w:iCs/>
-        </w:rPr>
-        <w:t>("SELECT NOW();")</w:t>
-      </w:r>
-    </w:p>
-    <w:p>
-      <w:pPr>
-        <w:spacing w:after="0"/>
-        <w:rPr>
-          <w:b/>
-          <w:bCs/>
-          <w:i/>
-          <w:iCs/>
-        </w:rPr>
-      </w:pPr>
-      <w:r>
-        <w:rPr>
-          <w:b/>
-          <w:bCs/>
-          <w:i/>
-          <w:iCs/>
-        </w:rPr>
-        <w:t xml:space="preserve">        result = </w:t>
-      </w:r>
-      <w:proofErr w:type="spellStart"/>
-      <w:r>
-        <w:rPr>
-          <w:b/>
-          <w:bCs/>
-          <w:i/>
-          <w:iCs/>
-        </w:rPr>
-        <w:t>cursor.fetchone</w:t>
-      </w:r>
-      <w:proofErr w:type="spellEnd"/>
-      <w:r>
-        <w:rPr>
-          <w:b/>
-          <w:bCs/>
-          <w:i/>
-          <w:iCs/>
-        </w:rPr>
-        <w:t>()</w:t>
-      </w:r>
-    </w:p>
-    <w:p>
-      <w:pPr>
-        <w:spacing w:after="0"/>
-        <w:rPr>
-          <w:b/>
-          <w:bCs/>
-          <w:i/>
-          <w:iCs/>
-        </w:rPr>
-      </w:pPr>
-    </w:p>
-    <w:p>
-      <w:pPr>
-        <w:spacing w:after="0"/>
-        <w:rPr>
-          <w:b/>
-          <w:bCs/>
-          <w:i/>
-          <w:iCs/>
-        </w:rPr>
-      </w:pPr>
-      <w:r>
-        <w:rPr>
-          <w:b/>
-          <w:bCs/>
-          <w:i/>
-          <w:iCs/>
-        </w:rPr>
-        <w:t xml:space="preserve">        </w:t>
-      </w:r>
-      <w:proofErr w:type="spellStart"/>
-      <w:r>
-        <w:rPr>
-          <w:b/>
-          <w:bCs/>
-          <w:i/>
-          <w:iCs/>
-        </w:rPr>
-        <w:t>conn.close</w:t>
-      </w:r>
-      <w:proofErr w:type="spellEnd"/>
-      <w:r>
-        <w:rPr>
-          <w:b/>
-          <w:bCs/>
-          <w:i/>
-          <w:iCs/>
-        </w:rPr>
-        <w:t>()</w:t>
-      </w:r>
-    </w:p>
-    <w:p>
-      <w:pPr>
-        <w:spacing w:after="0"/>
-        <w:rPr>
-          <w:b/>
-          <w:bCs/>
-          <w:i/>
-          <w:iCs/>
-        </w:rPr>
-      </w:pPr>
-    </w:p>
-    <w:p>
-      <w:pPr>
-        <w:spacing w:after="0"/>
-        <w:rPr>
-          <w:b/>
-          <w:bCs/>
-          <w:i/>
-          <w:iCs/>
-        </w:rPr>
-      </w:pPr>
-      <w:r>
-        <w:rPr>
-          <w:b/>
-          <w:bCs/>
-          <w:i/>
-          <w:iCs/>
-        </w:rPr>
-        <w:t xml:space="preserve">        return </w:t>
-      </w:r>
-      <w:proofErr w:type="spellStart"/>
-      <w:r>
-        <w:rPr>
-          <w:b/>
-          <w:bCs/>
-          <w:i/>
-          <w:iCs/>
-        </w:rPr>
-        <w:t>f"Database</w:t>
-      </w:r>
-      <w:proofErr w:type="spellEnd"/>
-      <w:r>
-        <w:rPr>
-          <w:b/>
-          <w:bCs/>
-          <w:i/>
-          <w:iCs/>
-        </w:rPr>
-        <w:t xml:space="preserve"> Connected Successfully.&lt;</w:t>
-      </w:r>
-      <w:proofErr w:type="spellStart"/>
-      <w:r>
-        <w:rPr>
-          <w:b/>
-          <w:bCs/>
-          <w:i/>
-          <w:iCs/>
-        </w:rPr>
-        <w:t>br</w:t>
-      </w:r>
-      <w:proofErr w:type="spellEnd"/>
-      <w:r>
-        <w:rPr>
-          <w:b/>
-          <w:bCs/>
-          <w:i/>
-          <w:iCs/>
-        </w:rPr>
-        <w:t>&gt;DB Time: {result[0]}"</w:t>
+        <w:t xml:space="preserve">        cursor = conn.cursor()</w:t>
+      </w:r>
+    </w:p>
+    <w:p>
+      <w:pPr>
+        <w:spacing w:after="0"/>
+        <w:rPr>
+          <w:b/>
+          <w:bCs/>
+          <w:i/>
+          <w:iCs/>
+        </w:rPr>
+      </w:pPr>
+      <w:r>
+        <w:rPr>
+          <w:b/>
+          <w:bCs/>
+          <w:i/>
+          <w:iCs/>
+        </w:rPr>
+        <w:t xml:space="preserve">        cursor.execute("SELECT NOW();")</w:t>
+      </w:r>
+    </w:p>
+    <w:p>
+      <w:pPr>
+        <w:spacing w:after="0"/>
+        <w:rPr>
+          <w:b/>
+          <w:bCs/>
+          <w:i/>
+          <w:iCs/>
+        </w:rPr>
+      </w:pPr>
+      <w:r>
+        <w:rPr>
+          <w:b/>
+          <w:bCs/>
+          <w:i/>
+          <w:iCs/>
+        </w:rPr>
+        <w:t xml:space="preserve">        result = cursor.fetchone()</w:t>
+      </w:r>
+    </w:p>
+    <w:p>
+      <w:pPr>
+        <w:spacing w:after="0"/>
+        <w:rPr>
+          <w:b/>
+          <w:bCs/>
+          <w:i/>
+          <w:iCs/>
+        </w:rPr>
+      </w:pPr>
+    </w:p>
+    <w:p>
+      <w:pPr>
+        <w:spacing w:after="0"/>
+        <w:rPr>
+          <w:b/>
+          <w:bCs/>
+          <w:i/>
+          <w:iCs/>
+        </w:rPr>
+      </w:pPr>
+      <w:r>
+        <w:rPr>
+          <w:b/>
+          <w:bCs/>
+          <w:i/>
+          <w:iCs/>
+        </w:rPr>
+        <w:t xml:space="preserve">        conn.close()</w:t>
+      </w:r>
+    </w:p>
+    <w:p>
+      <w:pPr>
+        <w:spacing w:after="0"/>
+        <w:rPr>
+          <w:b/>
+          <w:bCs/>
+          <w:i/>
+          <w:iCs/>
+        </w:rPr>
+      </w:pPr>
+    </w:p>
+    <w:p>
+      <w:pPr>
+        <w:spacing w:after="0"/>
+        <w:rPr>
+          <w:b/>
+          <w:bCs/>
+          <w:i/>
+          <w:iCs/>
+        </w:rPr>
+      </w:pPr>
+      <w:r>
+        <w:rPr>
+          <w:b/>
+          <w:bCs/>
+          <w:i/>
+          <w:iCs/>
+        </w:rPr>
+        <w:t xml:space="preserve">        return f"Database Connected Successfully.&lt;br&gt;DB Time: {result[0]}"</w:t>
       </w:r>
     </w:p>
     <w:p>
@@ -1390,342 +1119,182 @@
           <w:i/>
           <w:iCs/>
         </w:rPr>
-        <w:t xml:space="preserve">        return </w:t>
-      </w:r>
-      <w:proofErr w:type="spellStart"/>
-      <w:r>
-        <w:rPr>
-          <w:b/>
-          <w:bCs/>
-          <w:i/>
-          <w:iCs/>
-        </w:rPr>
-        <w:t>f"Database</w:t>
-      </w:r>
-      <w:proofErr w:type="spellEnd"/>
-      <w:r>
-        <w:rPr>
-          <w:b/>
-          <w:bCs/>
-          <w:i/>
-          <w:iCs/>
-        </w:rPr>
-        <w:t xml:space="preserve"> Connection Failed: {str(e)}"</w:t>
-      </w:r>
-    </w:p>
-    <w:p>
-      <w:pPr>
-        <w:spacing w:after="0"/>
-        <w:rPr>
-          <w:b/>
-          <w:bCs/>
-          <w:i/>
-          <w:iCs/>
-        </w:rPr>
-      </w:pPr>
-    </w:p>
-    <w:p>
-      <w:pPr>
-        <w:spacing w:after="0"/>
-        <w:rPr>
-          <w:b/>
-          <w:bCs/>
-          <w:i/>
-          <w:iCs/>
-        </w:rPr>
-      </w:pPr>
-    </w:p>
-    <w:p>
-      <w:pPr>
-        <w:spacing w:after="0"/>
-        <w:rPr>
-          <w:b/>
-          <w:bCs/>
-          <w:i/>
-          <w:iCs/>
-        </w:rPr>
-      </w:pPr>
-      <w:r>
-        <w:rPr>
-          <w:b/>
-          <w:bCs/>
-          <w:i/>
-          <w:iCs/>
-        </w:rPr>
-        <w:t>class handler(</w:t>
-      </w:r>
-      <w:proofErr w:type="spellStart"/>
-      <w:r>
-        <w:rPr>
-          <w:b/>
-          <w:bCs/>
-          <w:i/>
-          <w:iCs/>
-        </w:rPr>
-        <w:t>BaseHTTPRequestHandler</w:t>
-      </w:r>
-      <w:proofErr w:type="spellEnd"/>
-      <w:r>
-        <w:rPr>
-          <w:b/>
-          <w:bCs/>
-          <w:i/>
-          <w:iCs/>
-        </w:rPr>
-        <w:t>):</w:t>
-      </w:r>
-    </w:p>
-    <w:p>
-      <w:pPr>
-        <w:spacing w:after="0"/>
-        <w:rPr>
-          <w:b/>
-          <w:bCs/>
-          <w:i/>
-          <w:iCs/>
-        </w:rPr>
-      </w:pPr>
-    </w:p>
-    <w:p>
-      <w:pPr>
-        <w:spacing w:after="0"/>
-        <w:rPr>
-          <w:b/>
-          <w:bCs/>
-          <w:i/>
-          <w:iCs/>
-        </w:rPr>
-      </w:pPr>
-      <w:r>
-        <w:rPr>
-          <w:b/>
-          <w:bCs/>
-          <w:i/>
-          <w:iCs/>
-        </w:rPr>
-        <w:t xml:space="preserve">    def </w:t>
-      </w:r>
-      <w:proofErr w:type="spellStart"/>
-      <w:r>
-        <w:rPr>
-          <w:b/>
-          <w:bCs/>
-          <w:i/>
-          <w:iCs/>
-        </w:rPr>
-        <w:t>do_GET</w:t>
-      </w:r>
-      <w:proofErr w:type="spellEnd"/>
-      <w:r>
-        <w:rPr>
-          <w:b/>
-          <w:bCs/>
-          <w:i/>
-          <w:iCs/>
-        </w:rPr>
-        <w:t>(self):</w:t>
-      </w:r>
-    </w:p>
-    <w:p>
-      <w:pPr>
-        <w:spacing w:after="0"/>
-        <w:rPr>
-          <w:b/>
-          <w:bCs/>
-          <w:i/>
-          <w:iCs/>
-        </w:rPr>
-      </w:pPr>
-    </w:p>
-    <w:p>
-      <w:pPr>
-        <w:spacing w:after="0"/>
-        <w:rPr>
-          <w:b/>
-          <w:bCs/>
-          <w:i/>
-          <w:iCs/>
-        </w:rPr>
-      </w:pPr>
-      <w:r>
-        <w:rPr>
-          <w:b/>
-          <w:bCs/>
-          <w:i/>
-          <w:iCs/>
-        </w:rPr>
-        <w:t xml:space="preserve">        </w:t>
-      </w:r>
-      <w:proofErr w:type="spellStart"/>
-      <w:r>
-        <w:rPr>
-          <w:b/>
-          <w:bCs/>
-          <w:i/>
-          <w:iCs/>
-        </w:rPr>
-        <w:t>db_result</w:t>
-      </w:r>
-      <w:proofErr w:type="spellEnd"/>
-      <w:r>
-        <w:rPr>
-          <w:b/>
-          <w:bCs/>
-          <w:i/>
-          <w:iCs/>
-        </w:rPr>
-        <w:t xml:space="preserve"> = </w:t>
-      </w:r>
-      <w:proofErr w:type="spellStart"/>
-      <w:r>
-        <w:rPr>
-          <w:b/>
-          <w:bCs/>
-          <w:i/>
-          <w:iCs/>
-        </w:rPr>
-        <w:t>get_db_data</w:t>
-      </w:r>
-      <w:proofErr w:type="spellEnd"/>
-      <w:r>
-        <w:rPr>
-          <w:b/>
-          <w:bCs/>
-          <w:i/>
-          <w:iCs/>
-        </w:rPr>
-        <w:t>()</w:t>
-      </w:r>
-    </w:p>
-    <w:p>
-      <w:pPr>
-        <w:spacing w:after="0"/>
-        <w:rPr>
-          <w:b/>
-          <w:bCs/>
-          <w:i/>
-          <w:iCs/>
-        </w:rPr>
-      </w:pPr>
-    </w:p>
-    <w:p>
-      <w:pPr>
-        <w:spacing w:after="0"/>
-        <w:rPr>
-          <w:b/>
-          <w:bCs/>
-          <w:i/>
-          <w:iCs/>
-        </w:rPr>
-      </w:pPr>
-      <w:r>
-        <w:rPr>
-          <w:b/>
-          <w:bCs/>
-          <w:i/>
-          <w:iCs/>
-        </w:rPr>
-        <w:t xml:space="preserve">        </w:t>
-      </w:r>
-      <w:proofErr w:type="spellStart"/>
-      <w:r>
-        <w:rPr>
-          <w:b/>
-          <w:bCs/>
-          <w:i/>
-          <w:iCs/>
-        </w:rPr>
-        <w:t>self.send_response</w:t>
-      </w:r>
-      <w:proofErr w:type="spellEnd"/>
-      <w:r>
-        <w:rPr>
-          <w:b/>
-          <w:bCs/>
-          <w:i/>
-          <w:iCs/>
-        </w:rPr>
-        <w:t>(200)</w:t>
-      </w:r>
-    </w:p>
-    <w:p>
-      <w:pPr>
-        <w:spacing w:after="0"/>
-        <w:rPr>
-          <w:b/>
-          <w:bCs/>
-          <w:i/>
-          <w:iCs/>
-        </w:rPr>
-      </w:pPr>
-      <w:r>
-        <w:rPr>
-          <w:b/>
-          <w:bCs/>
-          <w:i/>
-          <w:iCs/>
-        </w:rPr>
-        <w:t xml:space="preserve">        </w:t>
-      </w:r>
-      <w:proofErr w:type="spellStart"/>
-      <w:r>
-        <w:rPr>
-          <w:b/>
-          <w:bCs/>
-          <w:i/>
-          <w:iCs/>
-        </w:rPr>
-        <w:t>self.send_header</w:t>
-      </w:r>
-      <w:proofErr w:type="spellEnd"/>
-      <w:r>
-        <w:rPr>
-          <w:b/>
-          <w:bCs/>
-          <w:i/>
-          <w:iCs/>
-        </w:rPr>
-        <w:t>('Content-type', 'text/html')</w:t>
-      </w:r>
-    </w:p>
-    <w:p>
-      <w:pPr>
-        <w:spacing w:after="0"/>
-        <w:rPr>
-          <w:b/>
-          <w:bCs/>
-          <w:i/>
-          <w:iCs/>
-        </w:rPr>
-      </w:pPr>
-      <w:r>
-        <w:rPr>
-          <w:b/>
-          <w:bCs/>
-          <w:i/>
-          <w:iCs/>
-        </w:rPr>
-        <w:t xml:space="preserve">        </w:t>
-      </w:r>
-      <w:proofErr w:type="spellStart"/>
-      <w:r>
-        <w:rPr>
-          <w:b/>
-          <w:bCs/>
-          <w:i/>
-          <w:iCs/>
-        </w:rPr>
-        <w:t>self.end_headers</w:t>
-      </w:r>
-      <w:proofErr w:type="spellEnd"/>
-      <w:r>
-        <w:rPr>
-          <w:b/>
-          <w:bCs/>
-          <w:i/>
-          <w:iCs/>
-        </w:rPr>
-        <w:t>()</w:t>
+        <w:t xml:space="preserve">        return f"Database Connection Failed: {str(e)}"</w:t>
+      </w:r>
+    </w:p>
+    <w:p>
+      <w:pPr>
+        <w:spacing w:after="0"/>
+        <w:rPr>
+          <w:b/>
+          <w:bCs/>
+          <w:i/>
+          <w:iCs/>
+        </w:rPr>
+      </w:pPr>
+    </w:p>
+    <w:p>
+      <w:pPr>
+        <w:spacing w:after="0"/>
+        <w:rPr>
+          <w:b/>
+          <w:bCs/>
+          <w:i/>
+          <w:iCs/>
+        </w:rPr>
+      </w:pPr>
+    </w:p>
+    <w:p>
+      <w:pPr>
+        <w:spacing w:after="0"/>
+        <w:rPr>
+          <w:b/>
+          <w:bCs/>
+          <w:i/>
+          <w:iCs/>
+        </w:rPr>
+      </w:pPr>
+      <w:r>
+        <w:rPr>
+          <w:b/>
+          <w:bCs/>
+          <w:i/>
+          <w:iCs/>
+        </w:rPr>
+        <w:t>class handler(BaseHTTPRequestHandler):</w:t>
+      </w:r>
+    </w:p>
+    <w:p>
+      <w:pPr>
+        <w:spacing w:after="0"/>
+        <w:rPr>
+          <w:b/>
+          <w:bCs/>
+          <w:i/>
+          <w:iCs/>
+        </w:rPr>
+      </w:pPr>
+    </w:p>
+    <w:p>
+      <w:pPr>
+        <w:spacing w:after="0"/>
+        <w:rPr>
+          <w:b/>
+          <w:bCs/>
+          <w:i/>
+          <w:iCs/>
+        </w:rPr>
+      </w:pPr>
+      <w:r>
+        <w:rPr>
+          <w:b/>
+          <w:bCs/>
+          <w:i/>
+          <w:iCs/>
+        </w:rPr>
+        <w:t xml:space="preserve">    def do_GET(self):</w:t>
+      </w:r>
+    </w:p>
+    <w:p>
+      <w:pPr>
+        <w:spacing w:after="0"/>
+        <w:rPr>
+          <w:b/>
+          <w:bCs/>
+          <w:i/>
+          <w:iCs/>
+        </w:rPr>
+      </w:pPr>
+    </w:p>
+    <w:p>
+      <w:pPr>
+        <w:spacing w:after="0"/>
+        <w:rPr>
+          <w:b/>
+          <w:bCs/>
+          <w:i/>
+          <w:iCs/>
+        </w:rPr>
+      </w:pPr>
+      <w:r>
+        <w:rPr>
+          <w:b/>
+          <w:bCs/>
+          <w:i/>
+          <w:iCs/>
+        </w:rPr>
+        <w:t xml:space="preserve">        db_result = get_db_data()</w:t>
+      </w:r>
+    </w:p>
+    <w:p>
+      <w:pPr>
+        <w:spacing w:after="0"/>
+        <w:rPr>
+          <w:b/>
+          <w:bCs/>
+          <w:i/>
+          <w:iCs/>
+        </w:rPr>
+      </w:pPr>
+    </w:p>
+    <w:p>
+      <w:pPr>
+        <w:spacing w:after="0"/>
+        <w:rPr>
+          <w:b/>
+          <w:bCs/>
+          <w:i/>
+          <w:iCs/>
+        </w:rPr>
+      </w:pPr>
+      <w:r>
+        <w:rPr>
+          <w:b/>
+          <w:bCs/>
+          <w:i/>
+          <w:iCs/>
+        </w:rPr>
+        <w:t xml:space="preserve">        self.send_response(200)</w:t>
+      </w:r>
+    </w:p>
+    <w:p>
+      <w:pPr>
+        <w:spacing w:after="0"/>
+        <w:rPr>
+          <w:b/>
+          <w:bCs/>
+          <w:i/>
+          <w:iCs/>
+        </w:rPr>
+      </w:pPr>
+      <w:r>
+        <w:rPr>
+          <w:b/>
+          <w:bCs/>
+          <w:i/>
+          <w:iCs/>
+        </w:rPr>
+        <w:t xml:space="preserve">        self.send_header('Content-type', 'text/html')</w:t>
+      </w:r>
+    </w:p>
+    <w:p>
+      <w:pPr>
+        <w:spacing w:after="0"/>
+        <w:rPr>
+          <w:b/>
+          <w:bCs/>
+          <w:i/>
+          <w:iCs/>
+        </w:rPr>
+      </w:pPr>
+      <w:r>
+        <w:rPr>
+          <w:b/>
+          <w:bCs/>
+          <w:i/>
+          <w:iCs/>
+        </w:rPr>
+        <w:t xml:space="preserve">        self.end_headers()</w:t>
       </w:r>
     </w:p>
     <w:p>
@@ -1938,27 +1507,7 @@
           <w:i/>
           <w:iCs/>
         </w:rPr>
-        <w:t xml:space="preserve">        &lt;p&gt;{</w:t>
-      </w:r>
-      <w:proofErr w:type="spellStart"/>
-      <w:r>
-        <w:rPr>
-          <w:b/>
-          <w:bCs/>
-          <w:i/>
-          <w:iCs/>
-        </w:rPr>
-        <w:t>db_result</w:t>
-      </w:r>
-      <w:proofErr w:type="spellEnd"/>
-      <w:r>
-        <w:rPr>
-          <w:b/>
-          <w:bCs/>
-          <w:i/>
-          <w:iCs/>
-        </w:rPr>
-        <w:t>}&lt;/p&gt;</w:t>
+        <w:t xml:space="preserve">        &lt;p&gt;{db_result}&lt;/p&gt;</w:t>
       </w:r>
     </w:p>
     <w:p>
@@ -2060,109 +1609,49 @@
           <w:i/>
           <w:iCs/>
         </w:rPr>
-        <w:t xml:space="preserve">        </w:t>
-      </w:r>
-      <w:proofErr w:type="spellStart"/>
-      <w:r>
-        <w:rPr>
-          <w:b/>
-          <w:bCs/>
-          <w:i/>
-          <w:iCs/>
-        </w:rPr>
-        <w:t>self.wfile.write</w:t>
-      </w:r>
-      <w:proofErr w:type="spellEnd"/>
-      <w:r>
-        <w:rPr>
-          <w:b/>
-          <w:bCs/>
-          <w:i/>
-          <w:iCs/>
-        </w:rPr>
-        <w:t>(</w:t>
-      </w:r>
-      <w:proofErr w:type="spellStart"/>
-      <w:r>
-        <w:rPr>
-          <w:b/>
-          <w:bCs/>
-          <w:i/>
-          <w:iCs/>
-        </w:rPr>
-        <w:t>message.encode</w:t>
-      </w:r>
-      <w:proofErr w:type="spellEnd"/>
-      <w:r>
-        <w:rPr>
-          <w:b/>
-          <w:bCs/>
-          <w:i/>
-          <w:iCs/>
-        </w:rPr>
-        <w:t>())</w:t>
-      </w:r>
-    </w:p>
-    <w:p>
-      <w:pPr>
-        <w:spacing w:after="0"/>
-        <w:rPr>
-          <w:b/>
-          <w:bCs/>
-          <w:i/>
-          <w:iCs/>
-        </w:rPr>
-      </w:pPr>
-    </w:p>
-    <w:p>
-      <w:pPr>
-        <w:spacing w:after="0"/>
-        <w:rPr>
-          <w:b/>
-          <w:bCs/>
-          <w:i/>
-          <w:iCs/>
-        </w:rPr>
-      </w:pPr>
-    </w:p>
-    <w:p>
-      <w:pPr>
-        <w:spacing w:after="0"/>
-        <w:rPr>
-          <w:b/>
-          <w:bCs/>
-          <w:i/>
-          <w:iCs/>
-        </w:rPr>
-      </w:pPr>
-      <w:r>
-        <w:rPr>
-          <w:b/>
-          <w:bCs/>
-          <w:i/>
-          <w:iCs/>
-        </w:rPr>
-        <w:t xml:space="preserve">server = </w:t>
-      </w:r>
-      <w:proofErr w:type="spellStart"/>
-      <w:r>
-        <w:rPr>
-          <w:b/>
-          <w:bCs/>
-          <w:i/>
-          <w:iCs/>
-        </w:rPr>
-        <w:t>HTTPServer</w:t>
-      </w:r>
-      <w:proofErr w:type="spellEnd"/>
-      <w:r>
-        <w:rPr>
-          <w:b/>
-          <w:bCs/>
-          <w:i/>
-          <w:iCs/>
-        </w:rPr>
-        <w:t>(('0.0.0.0',8000), handler)</w:t>
+        <w:t xml:space="preserve">        self.wfile.write(message.encode())</w:t>
+      </w:r>
+    </w:p>
+    <w:p>
+      <w:pPr>
+        <w:spacing w:after="0"/>
+        <w:rPr>
+          <w:b/>
+          <w:bCs/>
+          <w:i/>
+          <w:iCs/>
+        </w:rPr>
+      </w:pPr>
+    </w:p>
+    <w:p>
+      <w:pPr>
+        <w:spacing w:after="0"/>
+        <w:rPr>
+          <w:b/>
+          <w:bCs/>
+          <w:i/>
+          <w:iCs/>
+        </w:rPr>
+      </w:pPr>
+    </w:p>
+    <w:p>
+      <w:pPr>
+        <w:spacing w:after="0"/>
+        <w:rPr>
+          <w:b/>
+          <w:bCs/>
+          <w:i/>
+          <w:iCs/>
+        </w:rPr>
+      </w:pPr>
+      <w:r>
+        <w:rPr>
+          <w:b/>
+          <w:bCs/>
+          <w:i/>
+          <w:iCs/>
+        </w:rPr>
+        <w:t>server = HTTPServer(('0.0.0.0',8000), handler)</w:t>
       </w:r>
     </w:p>
     <w:p>
@@ -2195,25 +1684,14 @@
           <w:iCs/>
         </w:rPr>
       </w:pPr>
-      <w:proofErr w:type="spellStart"/>
-      <w:r>
-        <w:rPr>
-          <w:b/>
-          <w:bCs/>
-          <w:i/>
-          <w:iCs/>
-        </w:rPr>
-        <w:t>server.serve_forever</w:t>
-      </w:r>
-      <w:proofErr w:type="spellEnd"/>
-      <w:r>
-        <w:rPr>
-          <w:b/>
-          <w:bCs/>
-          <w:i/>
-          <w:iCs/>
-        </w:rPr>
-        <w:t>()</w:t>
+      <w:r>
+        <w:rPr>
+          <w:b/>
+          <w:bCs/>
+          <w:i/>
+          <w:iCs/>
+        </w:rPr>
+        <w:t>server.serve_forever()</w:t>
       </w:r>
     </w:p>
     <w:p>
@@ -2342,9 +1820,69 @@
           <w:i/>
           <w:iCs/>
         </w:rPr>
-        <w:t xml:space="preserve">CREATE DATABASE </w:t>
-      </w:r>
-      <w:proofErr w:type="spellStart"/>
+        <w:t>CREATE DATABASE testdb;</w:t>
+      </w:r>
+    </w:p>
+    <w:p>
+      <w:pPr>
+        <w:rPr>
+          <w:b/>
+          <w:bCs/>
+        </w:rPr>
+      </w:pPr>
+      <w:r>
+        <w:rPr>
+          <w:b/>
+          <w:bCs/>
+        </w:rPr>
+        <w:t>Verify:</w:t>
+      </w:r>
+    </w:p>
+    <w:p>
+      <w:pPr>
+        <w:ind w:firstLine="720"/>
+        <w:rPr>
+          <w:b/>
+          <w:bCs/>
+          <w:i/>
+          <w:iCs/>
+        </w:rPr>
+      </w:pPr>
+      <w:r>
+        <w:rPr>
+          <w:b/>
+          <w:bCs/>
+          <w:i/>
+          <w:iCs/>
+        </w:rPr>
+        <w:t>SHOW DATABASES;</w:t>
+      </w:r>
+    </w:p>
+    <w:p>
+      <w:pPr>
+        <w:rPr>
+          <w:b/>
+          <w:bCs/>
+        </w:rPr>
+      </w:pPr>
+      <w:r>
+        <w:rPr>
+          <w:b/>
+          <w:bCs/>
+        </w:rPr>
+        <w:t>You should see:</w:t>
+      </w:r>
+    </w:p>
+    <w:p>
+      <w:pPr>
+        <w:ind w:firstLine="720"/>
+        <w:rPr>
+          <w:b/>
+          <w:bCs/>
+          <w:i/>
+          <w:iCs/>
+        </w:rPr>
+      </w:pPr>
       <w:r>
         <w:rPr>
           <w:b/>
@@ -2354,88 +1892,6 @@
         </w:rPr>
         <w:t>testdb</w:t>
       </w:r>
-      <w:proofErr w:type="spellEnd"/>
-      <w:r>
-        <w:rPr>
-          <w:b/>
-          <w:bCs/>
-          <w:i/>
-          <w:iCs/>
-        </w:rPr>
-        <w:t>;</w:t>
-      </w:r>
-    </w:p>
-    <w:p>
-      <w:pPr>
-        <w:rPr>
-          <w:b/>
-          <w:bCs/>
-        </w:rPr>
-      </w:pPr>
-      <w:r>
-        <w:rPr>
-          <w:b/>
-          <w:bCs/>
-        </w:rPr>
-        <w:t>Verify:</w:t>
-      </w:r>
-    </w:p>
-    <w:p>
-      <w:pPr>
-        <w:ind w:firstLine="720"/>
-        <w:rPr>
-          <w:b/>
-          <w:bCs/>
-          <w:i/>
-          <w:iCs/>
-        </w:rPr>
-      </w:pPr>
-      <w:r>
-        <w:rPr>
-          <w:b/>
-          <w:bCs/>
-          <w:i/>
-          <w:iCs/>
-        </w:rPr>
-        <w:t>SHOW DATABASES;</w:t>
-      </w:r>
-    </w:p>
-    <w:p>
-      <w:pPr>
-        <w:rPr>
-          <w:b/>
-          <w:bCs/>
-        </w:rPr>
-      </w:pPr>
-      <w:r>
-        <w:rPr>
-          <w:b/>
-          <w:bCs/>
-        </w:rPr>
-        <w:t>You should see:</w:t>
-      </w:r>
-    </w:p>
-    <w:p>
-      <w:pPr>
-        <w:ind w:firstLine="720"/>
-        <w:rPr>
-          <w:b/>
-          <w:bCs/>
-          <w:i/>
-          <w:iCs/>
-        </w:rPr>
-      </w:pPr>
-      <w:proofErr w:type="spellStart"/>
-      <w:r>
-        <w:rPr>
-          <w:b/>
-          <w:bCs/>
-          <w:i/>
-          <w:iCs/>
-        </w:rPr>
-        <w:t>testdb</w:t>
-      </w:r>
-      <w:proofErr w:type="spellEnd"/>
     </w:p>
     <w:p>
       <w:pPr>
@@ -2744,13 +2200,8 @@
       </w:r>
     </w:p>
     <w:p>
-      <w:proofErr w:type="spellStart"/>
-      <w:r>
-        <w:t>cursor.execute</w:t>
-      </w:r>
-      <w:proofErr w:type="spellEnd"/>
-      <w:r>
-        <w:t>("SELECT * FROM students")</w:t>
+      <w:r>
+        <w:t>cursor.execute("SELECT * FROM students")</w:t>
       </w:r>
     </w:p>
     <w:p>
@@ -2766,7 +2217,17 @@
       </w:r>
     </w:p>
     <w:p>
-      <w:r>
+      <w:pPr>
+        <w:rPr>
+          <w:b/>
+          <w:bCs/>
+        </w:rPr>
+      </w:pPr>
+      <w:r>
+        <w:rPr>
+          <w:b/>
+          <w:bCs/>
+        </w:rPr>
         <w:t xml:space="preserve">7. DB Output </w:t>
       </w:r>
     </w:p>
@@ -2788,15 +2249,7 @@
     </w:p>
     <w:p>
       <w:r>
-        <w:t xml:space="preserve">USE </w:t>
-      </w:r>
-      <w:proofErr w:type="spellStart"/>
-      <w:r>
-        <w:t>testdb</w:t>
-      </w:r>
-      <w:proofErr w:type="spellEnd"/>
-      <w:r>
-        <w:t>;</w:t>
+        <w:t>USE testdb;</w:t>
       </w:r>
     </w:p>
     <w:p>
@@ -2819,7 +2272,6 @@
         <w:t>SHOW TABLES;</w:t>
       </w:r>
     </w:p>
-    <w:p/>
     <w:p/>
     <w:sectPr>
       <w:pgSz w:w="12240" w:h="15840"/>

--- a/D3/2.capstone_withRDS.docx
+++ b/D3/2.capstone_withRDS.docx
@@ -2107,7 +2107,16 @@
           <w:i/>
           <w:iCs/>
         </w:rPr>
-        <w:t>_db</w:t>
+        <w:t>-</w:t>
+      </w:r>
+      <w:r>
+        <w:rPr>
+          <w:b/>
+          <w:bCs/>
+          <w:i/>
+          <w:iCs/>
+        </w:rPr>
+        <w:t>db</w:t>
       </w:r>
       <w:r>
         <w:rPr>
@@ -2126,6 +2135,45 @@
           <w:iCs/>
         </w:rPr>
         <w:t xml:space="preserve"> &amp;</w:t>
+      </w:r>
+    </w:p>
+    <w:p>
+      <w:r>
+        <w:drawing>
+          <wp:inline distT="0" distB="0" distL="0" distR="0" wp14:anchorId="19195B37" wp14:editId="403DA23F">
+            <wp:extent cx="5943600" cy="697865"/>
+            <wp:effectExtent l="0" t="0" r="0" b="6985"/>
+            <wp:docPr id="1157808444" name="Picture 1"/>
+            <wp:cNvGraphicFramePr>
+              <a:graphicFrameLocks xmlns:a="http://schemas.openxmlformats.org/drawingml/2006/main" noChangeAspect="1"/>
+            </wp:cNvGraphicFramePr>
+            <a:graphic xmlns:a="http://schemas.openxmlformats.org/drawingml/2006/main">
+              <a:graphicData uri="http://schemas.openxmlformats.org/drawingml/2006/picture">
+                <pic:pic xmlns:pic="http://schemas.openxmlformats.org/drawingml/2006/picture">
+                  <pic:nvPicPr>
+                    <pic:cNvPr id="1157808444" name=""/>
+                    <pic:cNvPicPr/>
+                  </pic:nvPicPr>
+                  <pic:blipFill>
+                    <a:blip r:embed="rId13"/>
+                    <a:stretch>
+                      <a:fillRect/>
+                    </a:stretch>
+                  </pic:blipFill>
+                  <pic:spPr>
+                    <a:xfrm>
+                      <a:off x="0" y="0"/>
+                      <a:ext cx="5943600" cy="697865"/>
+                    </a:xfrm>
+                    <a:prstGeom prst="rect">
+                      <a:avLst/>
+                    </a:prstGeom>
+                  </pic:spPr>
+                </pic:pic>
+              </a:graphicData>
+            </a:graphic>
+          </wp:inline>
+        </w:drawing>
       </w:r>
     </w:p>
     <w:p>
@@ -2327,7 +2375,6 @@
     </w:p>
     <w:p>
       <w:r>
-        <w:lastRenderedPageBreak/>
         <w:t>('Bob'),</w:t>
       </w:r>
     </w:p>
